--- a/basketball/nba_sga_sampling_distributions/nba_sga_sampling_distributions.docx
+++ b/basketball/nba_sga_sampling_distributions/nba_sga_sampling_distributions.docx
@@ -17,7 +17,71 @@
           <w:sz w:val="22"/>
           <w:szCs w:val="22"/>
         </w:rPr>
-        <w:t>The 2024-25 NBA season was a historic one for the Oklahoma City Thunder, who captured their first ever NBA Championship. The NBA Playoffs consist of four rounds, First Round, Second Round, Conference Finals, and NBA Finals, with each round played as a best of seven series. In the 2025, playoffs, the Thunder played a total of 23 games: 4 in the First Round, 7 in the Second Round, 5 in the Conference Finals, and 7 in the NBA Finals.</w:t>
+        <w:t xml:space="preserve">The 2024-25 NBA season was a historic one for the Oklahoma City Thunder, who captured their first ever NBA Championship. The NBA </w:t>
+      </w:r>
+      <w:r>
+        <w:rPr>
+          <w:rFonts w:cstheme="minorHAnsi"/>
+          <w:sz w:val="22"/>
+          <w:szCs w:val="22"/>
+        </w:rPr>
+        <w:t>Playoffs consist of four rounds</w:t>
+      </w:r>
+      <w:r>
+        <w:rPr>
+          <w:rFonts w:cstheme="minorHAnsi"/>
+          <w:sz w:val="22"/>
+          <w:szCs w:val="22"/>
+        </w:rPr>
+        <w:t xml:space="preserve"> </w:t>
+      </w:r>
+      <w:r>
+        <w:rPr>
+          <w:rFonts w:cstheme="minorHAnsi"/>
+          <w:sz w:val="22"/>
+          <w:szCs w:val="22"/>
+        </w:rPr>
+        <w:t>(</w:t>
+      </w:r>
+      <w:r>
+        <w:rPr>
+          <w:rFonts w:cstheme="minorHAnsi"/>
+          <w:sz w:val="22"/>
+          <w:szCs w:val="22"/>
+        </w:rPr>
+        <w:t>First Round, Second Round, Conference Finals, and NBA Finals</w:t>
+      </w:r>
+      <w:r>
+        <w:rPr>
+          <w:rFonts w:cstheme="minorHAnsi"/>
+          <w:sz w:val="22"/>
+          <w:szCs w:val="22"/>
+        </w:rPr>
+        <w:t>)</w:t>
+      </w:r>
+      <w:r>
+        <w:rPr>
+          <w:rFonts w:cstheme="minorHAnsi"/>
+          <w:sz w:val="22"/>
+          <w:szCs w:val="22"/>
+        </w:rPr>
+        <w:t>, with each round played as a bes</w:t>
+      </w:r>
+      <w:r>
+        <w:rPr>
+          <w:rFonts w:cstheme="minorHAnsi"/>
+          <w:sz w:val="22"/>
+          <w:szCs w:val="22"/>
+        </w:rPr>
+        <w:t xml:space="preserve">t of seven series. In the 2025 </w:t>
+      </w:r>
+      <w:r>
+        <w:rPr>
+          <w:rFonts w:cstheme="minorHAnsi"/>
+          <w:sz w:val="22"/>
+          <w:szCs w:val="22"/>
+        </w:rPr>
+        <w:t>playoffs, the Thunder played a total of 23 games: 4 in the First Round, 7 in the Second Round, 5 in the Conference Finals, and 7 in the NBA Finals.</w:t>
       </w:r>
     </w:p>
     <w:p>
@@ -35,25 +99,39 @@
           <w:sz w:val="22"/>
           <w:szCs w:val="22"/>
         </w:rPr>
-        <w:t xml:space="preserve">At the heart of this title run was Shai </w:t>
-      </w:r>
-      <w:proofErr w:type="spellStart"/>
+        <w:t>At the heart of this title run was Shai Gilgeous-Alexander (SGA), who led the league in scoring, was named NBA MVP</w:t>
+      </w:r>
       <w:r>
         <w:rPr>
           <w:rFonts w:cstheme="minorHAnsi"/>
           <w:sz w:val="22"/>
           <w:szCs w:val="22"/>
         </w:rPr>
-        <w:t>Gilgeous</w:t>
-      </w:r>
-      <w:proofErr w:type="spellEnd"/>
+        <w:t>,</w:t>
+      </w:r>
       <w:r>
         <w:rPr>
           <w:rFonts w:cstheme="minorHAnsi"/>
           <w:sz w:val="22"/>
           <w:szCs w:val="22"/>
         </w:rPr>
-        <w:t>-Alexander (SGA), who led the league in scoring, was named NBA MVP and capped off the season by earning the Finals MVP. His scoring consistency and ability to take over games made him one of the most dominant offensive forces in the league. This dataset, which contains SGA’s point totals from every regular season game, offers a snapshot of one of the most impressive individual season in recent NBA history.</w:t>
+        <w:t xml:space="preserve"> and capped off the season by earning the Finals MVP. His scoring consistency and ability to take over games made him one of the most dominant offensive forces in the league. This dataset, which contains SGA’s point totals from every regular season game, offers a snapshot of one of the most impressive individual season</w:t>
+      </w:r>
+      <w:r>
+        <w:rPr>
+          <w:rFonts w:cstheme="minorHAnsi"/>
+          <w:sz w:val="22"/>
+          <w:szCs w:val="22"/>
+        </w:rPr>
+        <w:t>s</w:t>
+      </w:r>
+      <w:r>
+        <w:rPr>
+          <w:rFonts w:cstheme="minorHAnsi"/>
+          <w:sz w:val="22"/>
+          <w:szCs w:val="22"/>
+        </w:rPr>
+        <w:t xml:space="preserve"> in recent NBA history.</w:t>
       </w:r>
     </w:p>
     <w:p>
@@ -71,36 +149,16 @@
           <w:sz w:val="22"/>
           <w:szCs w:val="22"/>
         </w:rPr>
-        <w:t xml:space="preserve">In addition to its basketball significance, this dataset allows us to explore how statistical tools (such as </w:t>
-      </w:r>
-      <w:proofErr w:type="spellStart"/>
+        <w:t>In addition to its basketball significance, this dataset allows us to explore how statistical tools (such as StatKey) can be used to simulate real-world scenarios. By treating SGA’s regular season point totals as the population, we can model specific playoff situations by drawing random samples of different sizes. These simulations help us understand how much variation we might expect in his performances and how likely di</w:t>
+      </w:r>
       <w:r>
         <w:rPr>
           <w:rFonts w:cstheme="minorHAnsi"/>
           <w:sz w:val="22"/>
           <w:szCs w:val="22"/>
         </w:rPr>
-        <w:t>StatKey</w:t>
-      </w:r>
-      <w:proofErr w:type="spellEnd"/>
-      <w:r>
-        <w:rPr>
-          <w:rFonts w:cstheme="minorHAnsi"/>
-          <w:sz w:val="22"/>
-          <w:szCs w:val="22"/>
-        </w:rPr>
-        <w:t xml:space="preserve">) can be used to simulate real-world scenarios. By treating SGA’s regular season point totals as the population, we can model specific playoff situations by drawing random samples of different sizes. These simulations help us understand how much variation we might expect in his performances and how likely different playoff outcomes are </w:t>
-      </w:r>
-      <w:proofErr w:type="spellStart"/>
-      <w:r>
-        <w:rPr>
-          <w:rFonts w:cstheme="minorHAnsi"/>
-          <w:sz w:val="22"/>
-          <w:szCs w:val="22"/>
-        </w:rPr>
-        <w:t>are</w:t>
-      </w:r>
-      <w:proofErr w:type="spellEnd"/>
+        <w:t>fferent playoff outcomes are</w:t>
+      </w:r>
       <w:r>
         <w:rPr>
           <w:rFonts w:cstheme="minorHAnsi"/>
@@ -162,23 +220,7 @@
           <w:rFonts w:asciiTheme="minorHAnsi" w:hAnsiTheme="minorHAnsi" w:cstheme="minorHAnsi"/>
           <w:sz w:val="22"/>
         </w:rPr>
-        <w:t xml:space="preserve">Construct a </w:t>
-      </w:r>
-      <w:proofErr w:type="spellStart"/>
-      <w:r>
-        <w:rPr>
-          <w:rFonts w:asciiTheme="minorHAnsi" w:hAnsiTheme="minorHAnsi" w:cstheme="minorHAnsi"/>
-          <w:sz w:val="22"/>
-        </w:rPr>
-        <w:t>dotplot</w:t>
-      </w:r>
-      <w:proofErr w:type="spellEnd"/>
-      <w:r>
-        <w:rPr>
-          <w:rFonts w:asciiTheme="minorHAnsi" w:hAnsiTheme="minorHAnsi" w:cstheme="minorHAnsi"/>
-          <w:sz w:val="22"/>
-        </w:rPr>
-        <w:t xml:space="preserve"> of SGA’s points in a game. To do so, </w:t>
+        <w:t xml:space="preserve">Construct a dotplot of SGA’s points in a game. To do so, </w:t>
       </w:r>
     </w:p>
     <w:p>
@@ -206,7 +248,23 @@
             <w:rFonts w:asciiTheme="minorHAnsi" w:hAnsiTheme="minorHAnsi" w:cstheme="minorHAnsi"/>
             <w:sz w:val="22"/>
           </w:rPr>
-          <w:t>https://www.lock5stat.com/StatKey/index.html</w:t>
+          <w:t>https://www.lock5stat.com/Sta</w:t>
+        </w:r>
+        <w:r>
+          <w:rPr>
+            <w:rStyle w:val="Hyperlink"/>
+            <w:rFonts w:asciiTheme="minorHAnsi" w:hAnsiTheme="minorHAnsi" w:cstheme="minorHAnsi"/>
+            <w:sz w:val="22"/>
+          </w:rPr>
+          <w:t>t</w:t>
+        </w:r>
+        <w:r>
+          <w:rPr>
+            <w:rStyle w:val="Hyperlink"/>
+            <w:rFonts w:asciiTheme="minorHAnsi" w:hAnsiTheme="minorHAnsi" w:cstheme="minorHAnsi"/>
+            <w:sz w:val="22"/>
+          </w:rPr>
+          <w:t>Key/index.html</w:t>
         </w:r>
       </w:hyperlink>
       <w:r>
@@ -233,7 +291,36 @@
           <w:rFonts w:asciiTheme="minorHAnsi" w:hAnsiTheme="minorHAnsi" w:cstheme="minorHAnsi"/>
           <w:sz w:val="22"/>
         </w:rPr>
-        <w:t xml:space="preserve">Click on </w:t>
+        <w:t xml:space="preserve">In the </w:t>
+      </w:r>
+      <w:r>
+        <w:rPr>
+          <w:rFonts w:asciiTheme="minorHAnsi" w:hAnsiTheme="minorHAnsi" w:cstheme="minorHAnsi"/>
+          <w:b/>
+          <w:sz w:val="22"/>
+        </w:rPr>
+        <w:t>Descriptive Statistics and Graphs</w:t>
+      </w:r>
+      <w:r>
+        <w:rPr>
+          <w:rFonts w:asciiTheme="minorHAnsi" w:hAnsiTheme="minorHAnsi" w:cstheme="minorHAnsi"/>
+          <w:sz w:val="22"/>
+        </w:rPr>
+        <w:t xml:space="preserve"> </w:t>
+      </w:r>
+      <w:r>
+        <w:rPr>
+          <w:rFonts w:asciiTheme="minorHAnsi" w:hAnsiTheme="minorHAnsi" w:cstheme="minorHAnsi"/>
+          <w:sz w:val="22"/>
+        </w:rPr>
+        <w:t>column, c</w:t>
+      </w:r>
+      <w:r>
+        <w:rPr>
+          <w:rFonts w:asciiTheme="minorHAnsi" w:hAnsiTheme="minorHAnsi" w:cstheme="minorHAnsi"/>
+          <w:sz w:val="22"/>
+        </w:rPr>
+        <w:t xml:space="preserve">lick on </w:t>
       </w:r>
       <w:r>
         <w:rPr>
@@ -248,22 +335,7 @@
           <w:rFonts w:asciiTheme="minorHAnsi" w:hAnsiTheme="minorHAnsi" w:cstheme="minorHAnsi"/>
           <w:sz w:val="22"/>
         </w:rPr>
-        <w:t xml:space="preserve"> under the </w:t>
-      </w:r>
-      <w:r>
-        <w:rPr>
-          <w:rFonts w:asciiTheme="minorHAnsi" w:hAnsiTheme="minorHAnsi" w:cstheme="minorHAnsi"/>
-          <w:b/>
-          <w:sz w:val="22"/>
-        </w:rPr>
-        <w:t>Descriptive Statistics and Graphs</w:t>
-      </w:r>
-      <w:r>
-        <w:rPr>
-          <w:rFonts w:asciiTheme="minorHAnsi" w:hAnsiTheme="minorHAnsi" w:cstheme="minorHAnsi"/>
-          <w:sz w:val="22"/>
-        </w:rPr>
-        <w:t xml:space="preserve"> column.</w:t>
+        <w:t>.</w:t>
       </w:r>
     </w:p>
     <w:p>
@@ -361,23 +433,14 @@
           <w:rFonts w:asciiTheme="minorHAnsi" w:hAnsiTheme="minorHAnsi" w:cstheme="minorHAnsi"/>
           <w:sz w:val="22"/>
         </w:rPr>
-        <w:t xml:space="preserve">Describe the shape, center, and spread of the distribution displayed in your </w:t>
-      </w:r>
-      <w:proofErr w:type="spellStart"/>
-      <w:r>
-        <w:rPr>
-          <w:rFonts w:asciiTheme="minorHAnsi" w:hAnsiTheme="minorHAnsi" w:cstheme="minorHAnsi"/>
-          <w:sz w:val="22"/>
-        </w:rPr>
-        <w:t>dotplot</w:t>
-      </w:r>
-      <w:proofErr w:type="spellEnd"/>
-      <w:r>
-        <w:rPr>
-          <w:rFonts w:asciiTheme="minorHAnsi" w:hAnsiTheme="minorHAnsi" w:cstheme="minorHAnsi"/>
-          <w:sz w:val="22"/>
-        </w:rPr>
-        <w:t>.</w:t>
+        <w:t>Describe the shape, center, and spread of the distribution displayed in your dotplot.</w:t>
+      </w:r>
+      <w:r>
+        <w:rPr>
+          <w:rFonts w:asciiTheme="minorHAnsi" w:hAnsiTheme="minorHAnsi" w:cstheme="minorHAnsi"/>
+          <w:sz w:val="22"/>
+        </w:rPr>
+        <w:t xml:space="preserve"> </w:t>
       </w:r>
     </w:p>
     <w:p>
@@ -396,7 +459,21 @@
           <w:rFonts w:asciiTheme="minorHAnsi" w:hAnsiTheme="minorHAnsi" w:cstheme="minorHAnsi"/>
           <w:sz w:val="22"/>
         </w:rPr>
-        <w:t>Suppose we’re interested in understanding SGA’s average points during a n=7 game period. (This is motivated by the fact that the 2024-25 NBA Finals lasted 7 games.)</w:t>
+        <w:t>Suppose we</w:t>
+      </w:r>
+      <w:r>
+        <w:rPr>
+          <w:rFonts w:asciiTheme="minorHAnsi" w:hAnsiTheme="minorHAnsi" w:cstheme="minorHAnsi"/>
+          <w:sz w:val="22"/>
+        </w:rPr>
+        <w:t xml:space="preserve">’re interested in understanding </w:t>
+      </w:r>
+      <w:r>
+        <w:rPr>
+          <w:rFonts w:asciiTheme="minorHAnsi" w:hAnsiTheme="minorHAnsi" w:cstheme="minorHAnsi"/>
+          <w:sz w:val="22"/>
+        </w:rPr>
+        <w:t>SGA’s average points during a n=7 game period. (This is motivated by the fact that the 2024-25 NBA Finals lasted 7 games.)</w:t>
       </w:r>
     </w:p>
     <w:p>
@@ -434,7 +511,6 @@
         </w:rPr>
         <w:t xml:space="preserve">In </w:t>
       </w:r>
-      <w:proofErr w:type="spellStart"/>
       <w:r>
         <w:rPr>
           <w:rFonts w:asciiTheme="minorHAnsi" w:hAnsiTheme="minorHAnsi" w:cstheme="minorHAnsi"/>
@@ -443,7 +519,6 @@
         </w:rPr>
         <w:t>StatKey</w:t>
       </w:r>
-      <w:proofErr w:type="spellEnd"/>
       <w:r>
         <w:rPr>
           <w:rFonts w:asciiTheme="minorHAnsi" w:hAnsiTheme="minorHAnsi" w:cstheme="minorHAnsi"/>
@@ -499,23 +574,7 @@
           <w:rFonts w:asciiTheme="minorHAnsi" w:hAnsiTheme="minorHAnsi" w:cstheme="minorHAnsi"/>
           <w:sz w:val="22"/>
         </w:rPr>
-        <w:t xml:space="preserve">Click on the pull-down menu just below the </w:t>
-      </w:r>
-      <w:proofErr w:type="spellStart"/>
-      <w:r>
-        <w:rPr>
-          <w:rFonts w:asciiTheme="minorHAnsi" w:hAnsiTheme="minorHAnsi" w:cstheme="minorHAnsi"/>
-          <w:sz w:val="22"/>
-        </w:rPr>
-        <w:t>StatKey</w:t>
-      </w:r>
-      <w:proofErr w:type="spellEnd"/>
-      <w:r>
-        <w:rPr>
-          <w:rFonts w:asciiTheme="minorHAnsi" w:hAnsiTheme="minorHAnsi" w:cstheme="minorHAnsi"/>
-          <w:sz w:val="22"/>
-        </w:rPr>
-        <w:t xml:space="preserve"> button and choose </w:t>
+        <w:t xml:space="preserve">Click on the pull-down menu just below the StatKey button and choose </w:t>
       </w:r>
       <w:r>
         <w:rPr>
@@ -550,23 +609,21 @@
           <w:rFonts w:asciiTheme="minorHAnsi" w:hAnsiTheme="minorHAnsi" w:cstheme="minorHAnsi"/>
           <w:sz w:val="22"/>
         </w:rPr>
-        <w:t xml:space="preserve">Notice that this creates a smaller version of the </w:t>
-      </w:r>
-      <w:proofErr w:type="spellStart"/>
-      <w:r>
-        <w:rPr>
-          <w:rFonts w:asciiTheme="minorHAnsi" w:hAnsiTheme="minorHAnsi" w:cstheme="minorHAnsi"/>
-          <w:sz w:val="22"/>
-        </w:rPr>
-        <w:t>dotplot</w:t>
-      </w:r>
-      <w:proofErr w:type="spellEnd"/>
-      <w:r>
-        <w:rPr>
-          <w:rFonts w:asciiTheme="minorHAnsi" w:hAnsiTheme="minorHAnsi" w:cstheme="minorHAnsi"/>
-          <w:sz w:val="22"/>
-        </w:rPr>
-        <w:t xml:space="preserve"> from before on the right hand side.</w:t>
+        <w:t>Notice that this creates a smaller version of the dotplot from before on the right hand side</w:t>
+      </w:r>
+      <w:r>
+        <w:rPr>
+          <w:rFonts w:asciiTheme="minorHAnsi" w:hAnsiTheme="minorHAnsi" w:cstheme="minorHAnsi"/>
+          <w:sz w:val="22"/>
+        </w:rPr>
+        <w:t xml:space="preserve"> (labeled Population)</w:t>
+      </w:r>
+      <w:r>
+        <w:rPr>
+          <w:rFonts w:asciiTheme="minorHAnsi" w:hAnsiTheme="minorHAnsi" w:cstheme="minorHAnsi"/>
+          <w:sz w:val="22"/>
+        </w:rPr>
+        <w:t>.</w:t>
       </w:r>
     </w:p>
     <w:p>
@@ -661,6 +718,8 @@
         </w:rPr>
         <w:t>Generate 1 Sample</w:t>
       </w:r>
+      <w:bookmarkStart w:id="0" w:name="_GoBack"/>
+      <w:bookmarkEnd w:id="0"/>
     </w:p>
     <w:p>
       <w:pPr>
@@ -711,7 +770,13 @@
         </w:rPr>
         <w:t xml:space="preserve">Tip: On the right side of the screen, what is being displayed in the </w:t>
       </w:r>
-      <w:proofErr w:type="spellStart"/>
+      <w:r>
+        <w:rPr>
+          <w:rFonts w:asciiTheme="minorHAnsi" w:hAnsiTheme="minorHAnsi" w:cstheme="minorHAnsi"/>
+          <w:sz w:val="22"/>
+        </w:rPr>
+        <w:t xml:space="preserve">lower </w:t>
+      </w:r>
       <w:r>
         <w:rPr>
           <w:rFonts w:asciiTheme="minorHAnsi" w:hAnsiTheme="minorHAnsi" w:cstheme="minorHAnsi"/>
@@ -719,7 +784,13 @@
         </w:rPr>
         <w:t>dotplot</w:t>
       </w:r>
-      <w:proofErr w:type="spellEnd"/>
+      <w:r>
+        <w:rPr>
+          <w:rFonts w:asciiTheme="minorHAnsi" w:hAnsiTheme="minorHAnsi" w:cstheme="minorHAnsi"/>
+          <w:sz w:val="22"/>
+        </w:rPr>
+        <w:t xml:space="preserve"> (labeled Sample)</w:t>
+      </w:r>
       <w:r>
         <w:rPr>
           <w:rFonts w:asciiTheme="minorHAnsi" w:hAnsiTheme="minorHAnsi" w:cstheme="minorHAnsi"/>
@@ -851,23 +922,7 @@
           <w:sz w:val="22"/>
         </w:rPr>
         <w:lastRenderedPageBreak/>
-        <w:t xml:space="preserve">This </w:t>
-      </w:r>
-      <w:proofErr w:type="spellStart"/>
-      <w:r>
-        <w:rPr>
-          <w:rFonts w:asciiTheme="minorHAnsi" w:hAnsiTheme="minorHAnsi" w:cstheme="minorHAnsi"/>
-          <w:sz w:val="22"/>
-        </w:rPr>
-        <w:t>dotplot</w:t>
-      </w:r>
-      <w:proofErr w:type="spellEnd"/>
-      <w:r>
-        <w:rPr>
-          <w:rFonts w:asciiTheme="minorHAnsi" w:hAnsiTheme="minorHAnsi" w:cstheme="minorHAnsi"/>
-          <w:sz w:val="22"/>
-        </w:rPr>
-        <w:t xml:space="preserve"> (on the main window) shows the </w:t>
+        <w:t xml:space="preserve">This dotplot (on the main window) shows the </w:t>
       </w:r>
       <w:r>
         <w:rPr>
@@ -963,6 +1018,27 @@
           <w:rFonts w:asciiTheme="minorHAnsi" w:hAnsiTheme="minorHAnsi" w:cstheme="minorHAnsi"/>
           <w:sz w:val="22"/>
         </w:rPr>
+        <w:t xml:space="preserve">Recall that the 2025 NBA Finals consisted of </w:t>
+      </w:r>
+      <w:r>
+        <w:rPr>
+          <w:rFonts w:asciiTheme="minorHAnsi" w:hAnsiTheme="minorHAnsi" w:cstheme="minorHAnsi"/>
+          <w:sz w:val="22"/>
+        </w:rPr>
+        <w:t>seven games.</w:t>
+      </w:r>
+      <w:r>
+        <w:rPr>
+          <w:rFonts w:asciiTheme="minorHAnsi" w:hAnsiTheme="minorHAnsi" w:cstheme="minorHAnsi"/>
+          <w:sz w:val="22"/>
+        </w:rPr>
+        <w:t xml:space="preserve">  </w:t>
+      </w:r>
+      <w:r>
+        <w:rPr>
+          <w:rFonts w:asciiTheme="minorHAnsi" w:hAnsiTheme="minorHAnsi" w:cstheme="minorHAnsi"/>
+          <w:sz w:val="22"/>
+        </w:rPr>
         <w:t>SGA’s actual points per game in the 2025 NBA Finals was 30.3. Based on your sampling distribution, does this seem unusually high, unusually low, or fairly typical? Explain your reasoning.</w:t>
       </w:r>
     </w:p>
@@ -1021,7 +1097,49 @@
           <w:rFonts w:asciiTheme="minorHAnsi" w:hAnsiTheme="minorHAnsi" w:cstheme="minorHAnsi"/>
           <w:sz w:val="22"/>
         </w:rPr>
-        <w:t xml:space="preserve"> to 23 to mimic the Oklahoma City Thunder’s 2025 playoff run, and generate 1000 samples</w:t>
+        <w:t xml:space="preserve"> to 23 to mimic the </w:t>
+      </w:r>
+      <w:r>
+        <w:rPr>
+          <w:rFonts w:asciiTheme="minorHAnsi" w:hAnsiTheme="minorHAnsi" w:cstheme="minorHAnsi"/>
+          <w:sz w:val="22"/>
+        </w:rPr>
+        <w:t xml:space="preserve">number of games </w:t>
+      </w:r>
+      <w:r>
+        <w:rPr>
+          <w:rFonts w:asciiTheme="minorHAnsi" w:hAnsiTheme="minorHAnsi" w:cstheme="minorHAnsi"/>
+          <w:sz w:val="22"/>
+        </w:rPr>
+        <w:t>Oklahoma City Thunder</w:t>
+      </w:r>
+      <w:r>
+        <w:rPr>
+          <w:rFonts w:asciiTheme="minorHAnsi" w:hAnsiTheme="minorHAnsi" w:cstheme="minorHAnsi"/>
+          <w:sz w:val="22"/>
+        </w:rPr>
+        <w:t xml:space="preserve"> played during the</w:t>
+      </w:r>
+      <w:r>
+        <w:rPr>
+          <w:rFonts w:asciiTheme="minorHAnsi" w:hAnsiTheme="minorHAnsi" w:cstheme="minorHAnsi"/>
+          <w:sz w:val="22"/>
+        </w:rPr>
+        <w:t xml:space="preserve"> 2025 playoff</w:t>
+      </w:r>
+      <w:r>
+        <w:rPr>
+          <w:rFonts w:asciiTheme="minorHAnsi" w:hAnsiTheme="minorHAnsi" w:cstheme="minorHAnsi"/>
+          <w:sz w:val="22"/>
+        </w:rPr>
+        <w:t>s</w:t>
+      </w:r>
+      <w:r>
+        <w:rPr>
+          <w:rFonts w:asciiTheme="minorHAnsi" w:hAnsiTheme="minorHAnsi" w:cstheme="minorHAnsi"/>
+          <w:sz w:val="22"/>
+        </w:rPr>
+        <w:t>, and generate 1000 samples</w:t>
       </w:r>
       <w:r>
         <w:rPr>
@@ -1176,15 +1294,13 @@
         </w:rPr>
         <w:t xml:space="preserve">Would </w:t>
       </w:r>
-      <w:proofErr w:type="spellStart"/>
-      <w:r>
-        <w:rPr>
-          <w:rFonts w:asciiTheme="minorHAnsi" w:hAnsiTheme="minorHAnsi" w:cstheme="minorHAnsi"/>
-          <w:sz w:val="22"/>
-        </w:rPr>
-        <w:t>if</w:t>
-      </w:r>
-      <w:proofErr w:type="spellEnd"/>
+      <w:r>
+        <w:rPr>
+          <w:rFonts w:asciiTheme="minorHAnsi" w:hAnsiTheme="minorHAnsi" w:cstheme="minorHAnsi"/>
+          <w:sz w:val="22"/>
+        </w:rPr>
+        <w:t>it</w:t>
+      </w:r>
       <w:r>
         <w:rPr>
           <w:rFonts w:asciiTheme="minorHAnsi" w:hAnsiTheme="minorHAnsi" w:cstheme="minorHAnsi"/>
@@ -1269,8 +1385,6 @@
         </w:rPr>
         <w:t>What about for a 23 game sample?</w:t>
       </w:r>
-      <w:bookmarkStart w:id="0" w:name="_GoBack"/>
-      <w:bookmarkEnd w:id="0"/>
     </w:p>
     <w:p>
       <w:pPr>
@@ -1374,23 +1488,7 @@
         <w:rFonts w:asciiTheme="minorHAnsi" w:hAnsiTheme="minorHAnsi" w:cstheme="minorHAnsi"/>
         <w:b/>
       </w:rPr>
-      <w:t xml:space="preserve">Sampling Distribution for Sample Means: Shai </w:t>
-    </w:r>
-    <w:proofErr w:type="spellStart"/>
-    <w:r>
-      <w:rPr>
-        <w:rFonts w:asciiTheme="minorHAnsi" w:hAnsiTheme="minorHAnsi" w:cstheme="minorHAnsi"/>
-        <w:b/>
-      </w:rPr>
-      <w:t>Gilgeous</w:t>
-    </w:r>
-    <w:proofErr w:type="spellEnd"/>
-    <w:r>
-      <w:rPr>
-        <w:rFonts w:asciiTheme="minorHAnsi" w:hAnsiTheme="minorHAnsi" w:cstheme="minorHAnsi"/>
-        <w:b/>
-      </w:rPr>
-      <w:t>-Alexander 2024-25 Points</w:t>
+      <w:t>Sampling Distribution for Sample Means: Shai Gilgeous-Alexander 2024-25 Points</w:t>
     </w:r>
   </w:p>
 </w:hdr>
@@ -2406,6 +2504,113 @@
       <w:contextualSpacing/>
     </w:pPr>
   </w:style>
+  <w:style w:type="character" w:styleId="FollowedHyperlink">
+    <w:name w:val="FollowedHyperlink"/>
+    <w:basedOn w:val="DefaultParagraphFont"/>
+    <w:uiPriority w:val="99"/>
+    <w:semiHidden/>
+    <w:unhideWhenUsed/>
+    <w:rsid w:val="00B00500"/>
+    <w:rPr>
+      <w:color w:val="800080" w:themeColor="followedHyperlink"/>
+      <w:u w:val="single"/>
+    </w:rPr>
+  </w:style>
+  <w:style w:type="character" w:styleId="CommentReference">
+    <w:name w:val="annotation reference"/>
+    <w:basedOn w:val="DefaultParagraphFont"/>
+    <w:uiPriority w:val="99"/>
+    <w:semiHidden/>
+    <w:unhideWhenUsed/>
+    <w:rsid w:val="00B00500"/>
+    <w:rPr>
+      <w:sz w:val="16"/>
+      <w:szCs w:val="16"/>
+    </w:rPr>
+  </w:style>
+  <w:style w:type="paragraph" w:styleId="CommentText">
+    <w:name w:val="annotation text"/>
+    <w:basedOn w:val="Normal"/>
+    <w:link w:val="CommentTextChar"/>
+    <w:uiPriority w:val="99"/>
+    <w:semiHidden/>
+    <w:unhideWhenUsed/>
+    <w:rsid w:val="00B00500"/>
+    <w:rPr>
+      <w:sz w:val="20"/>
+      <w:szCs w:val="20"/>
+    </w:rPr>
+  </w:style>
+  <w:style w:type="character" w:customStyle="1" w:styleId="CommentTextChar">
+    <w:name w:val="Comment Text Char"/>
+    <w:basedOn w:val="DefaultParagraphFont"/>
+    <w:link w:val="CommentText"/>
+    <w:uiPriority w:val="99"/>
+    <w:semiHidden/>
+    <w:rsid w:val="00B00500"/>
+    <w:rPr>
+      <w:sz w:val="20"/>
+      <w:szCs w:val="20"/>
+    </w:rPr>
+  </w:style>
+  <w:style w:type="paragraph" w:styleId="CommentSubject">
+    <w:name w:val="annotation subject"/>
+    <w:basedOn w:val="CommentText"/>
+    <w:next w:val="CommentText"/>
+    <w:link w:val="CommentSubjectChar"/>
+    <w:uiPriority w:val="99"/>
+    <w:semiHidden/>
+    <w:unhideWhenUsed/>
+    <w:rsid w:val="00B00500"/>
+    <w:rPr>
+      <w:b/>
+      <w:bCs/>
+    </w:rPr>
+  </w:style>
+  <w:style w:type="character" w:customStyle="1" w:styleId="CommentSubjectChar">
+    <w:name w:val="Comment Subject Char"/>
+    <w:basedOn w:val="CommentTextChar"/>
+    <w:link w:val="CommentSubject"/>
+    <w:uiPriority w:val="99"/>
+    <w:semiHidden/>
+    <w:rsid w:val="00B00500"/>
+    <w:rPr>
+      <w:b/>
+      <w:bCs/>
+      <w:sz w:val="20"/>
+      <w:szCs w:val="20"/>
+    </w:rPr>
+  </w:style>
+  <w:style w:type="paragraph" w:styleId="BalloonText">
+    <w:name w:val="Balloon Text"/>
+    <w:basedOn w:val="Normal"/>
+    <w:link w:val="BalloonTextChar"/>
+    <w:uiPriority w:val="99"/>
+    <w:semiHidden/>
+    <w:unhideWhenUsed/>
+    <w:rsid w:val="00B00500"/>
+    <w:pPr>
+      <w:spacing w:before="0" w:after="0"/>
+    </w:pPr>
+    <w:rPr>
+      <w:rFonts w:ascii="Segoe UI" w:hAnsi="Segoe UI" w:cs="Segoe UI"/>
+      <w:sz w:val="18"/>
+      <w:szCs w:val="18"/>
+    </w:rPr>
+  </w:style>
+  <w:style w:type="character" w:customStyle="1" w:styleId="BalloonTextChar">
+    <w:name w:val="Balloon Text Char"/>
+    <w:basedOn w:val="DefaultParagraphFont"/>
+    <w:link w:val="BalloonText"/>
+    <w:uiPriority w:val="99"/>
+    <w:semiHidden/>
+    <w:rsid w:val="00B00500"/>
+    <w:rPr>
+      <w:rFonts w:ascii="Segoe UI" w:hAnsi="Segoe UI" w:cs="Segoe UI"/>
+      <w:sz w:val="18"/>
+      <w:szCs w:val="18"/>
+    </w:rPr>
+  </w:style>
 </w:styles>
 </file>
 
